--- a/public/report_templates/creditos/clientes/rptContratoCredito.docx
+++ b/public/report_templates/creditos/clientes/rptContratoCredito.docx
@@ -1,6 +1,6 @@
 
 <file path=word/document.xml><?xml version="1.0" encoding="utf-8"?>
-<w:document xmlns:wpc="http://schemas.microsoft.com/office/word/2010/wordprocessingCanvas" xmlns:cx="http://schemas.microsoft.com/office/drawing/2014/chartex" xmlns:cx1="http://schemas.microsoft.com/office/drawing/2015/9/8/chartex" xmlns:cx2="http://schemas.microsoft.com/office/drawing/2015/10/21/chartex" xmlns:cx3="http://schemas.microsoft.com/office/drawing/2016/5/9/chartex" xmlns:cx4="http://schemas.microsoft.com/office/drawing/2016/5/10/chartex" xmlns:cx5="http://schemas.microsoft.com/office/drawing/2016/5/11/chartex" xmlns:cx6="http://schemas.microsoft.com/office/drawing/2016/5/12/chartex" xmlns:cx7="http://schemas.microsoft.com/office/drawing/2016/5/13/chartex" xmlns:cx8="http://schemas.microsoft.com/office/drawing/2016/5/14/chartex" xmlns:mc="http://schemas.openxmlformats.org/markup-compatibility/2006" xmlns:aink="http://schemas.microsoft.com/office/drawing/2016/ink" xmlns:am3d="http://schemas.microsoft.com/office/drawing/2017/model3d" xmlns:o="urn:schemas-microsoft-com:office:office" xmlns:r="http://schemas.openxmlformats.org/officeDocument/2006/relationships" xmlns:m="http://schemas.openxmlformats.org/officeDocument/2006/math" xmlns:v="urn:schemas-microsoft-com:vml" xmlns:wp14="http://schemas.microsoft.com/office/word/2010/wordprocessingDrawing" xmlns:wp="http://schemas.openxmlformats.org/drawingml/2006/wordprocessingDrawing" xmlns:w10="urn:schemas-microsoft-com:office:word" xmlns:w="http://schemas.openxmlformats.org/wordprocessingml/2006/main" xmlns:w14="http://schemas.microsoft.com/office/word/2010/wordml" xmlns:w15="http://schemas.microsoft.com/office/word/2012/wordml" xmlns:w16cex="http://schemas.microsoft.com/office/word/2018/wordml/cex" xmlns:w16cid="http://schemas.microsoft.com/office/word/2016/wordml/cid" xmlns:w16="http://schemas.microsoft.com/office/word/2018/wordml" xmlns:w16sdtdh="http://schemas.microsoft.com/office/word/2020/wordml/sdtdatahash" xmlns:w16se="http://schemas.microsoft.com/office/word/2015/wordml/symex" xmlns:wpg="http://schemas.microsoft.com/office/word/2010/wordprocessingGroup" xmlns:wpi="http://schemas.microsoft.com/office/word/2010/wordprocessingInk" xmlns:wne="http://schemas.microsoft.com/office/word/2006/wordml" xmlns:wps="http://schemas.microsoft.com/office/word/2010/wordprocessingShape" mc:Ignorable="w14 w15 w16se w16cid w16 w16cex w16sdtdh wp14">
+<w:document xmlns:wpc="http://schemas.microsoft.com/office/word/2010/wordprocessingCanvas" xmlns:cx="http://schemas.microsoft.com/office/drawing/2014/chartex" xmlns:cx1="http://schemas.microsoft.com/office/drawing/2015/9/8/chartex" xmlns:cx2="http://schemas.microsoft.com/office/drawing/2015/10/21/chartex" xmlns:cx3="http://schemas.microsoft.com/office/drawing/2016/5/9/chartex" xmlns:cx4="http://schemas.microsoft.com/office/drawing/2016/5/10/chartex" xmlns:cx5="http://schemas.microsoft.com/office/drawing/2016/5/11/chartex" xmlns:cx6="http://schemas.microsoft.com/office/drawing/2016/5/12/chartex" xmlns:cx7="http://schemas.microsoft.com/office/drawing/2016/5/13/chartex" xmlns:cx8="http://schemas.microsoft.com/office/drawing/2016/5/14/chartex" xmlns:mc="http://schemas.openxmlformats.org/markup-compatibility/2006" xmlns:aink="http://schemas.microsoft.com/office/drawing/2016/ink" xmlns:am3d="http://schemas.microsoft.com/office/drawing/2017/model3d" xmlns:o="urn:schemas-microsoft-com:office:office" xmlns:oel="http://schemas.microsoft.com/office/2019/extlst" xmlns:r="http://schemas.openxmlformats.org/officeDocument/2006/relationships" xmlns:m="http://schemas.openxmlformats.org/officeDocument/2006/math" xmlns:v="urn:schemas-microsoft-com:vml" xmlns:wp14="http://schemas.microsoft.com/office/word/2010/wordprocessingDrawing" xmlns:wp="http://schemas.openxmlformats.org/drawingml/2006/wordprocessingDrawing" xmlns:w10="urn:schemas-microsoft-com:office:word" xmlns:w="http://schemas.openxmlformats.org/wordprocessingml/2006/main" xmlns:w14="http://schemas.microsoft.com/office/word/2010/wordml" xmlns:w15="http://schemas.microsoft.com/office/word/2012/wordml" xmlns:w16cex="http://schemas.microsoft.com/office/word/2018/wordml/cex" xmlns:w16cid="http://schemas.microsoft.com/office/word/2016/wordml/cid" xmlns:w16="http://schemas.microsoft.com/office/word/2018/wordml" xmlns:w16sdtdh="http://schemas.microsoft.com/office/word/2020/wordml/sdtdatahash" xmlns:w16se="http://schemas.microsoft.com/office/word/2015/wordml/symex" xmlns:wpg="http://schemas.microsoft.com/office/word/2010/wordprocessingGroup" xmlns:wpi="http://schemas.microsoft.com/office/word/2010/wordprocessingInk" xmlns:wne="http://schemas.microsoft.com/office/word/2006/wordml" xmlns:wps="http://schemas.microsoft.com/office/word/2010/wordprocessingShape" mc:Ignorable="w14 w15 w16se w16cid w16 w16cex w16sdtdh wp14">
   <w:body>
     <w:p>
       <w:pPr>
@@ -7081,75 +7081,6 @@
           <w:szCs w:val="18"/>
         </w:rPr>
       </w:pPr>
-      <w:r>
-        <w:rPr>
-          <w:rFonts w:ascii="DejaVu Sans Light" w:hAnsi="DejaVu Sans Light" w:cs="DejaVu Sans Light"/>
-          <w:noProof/>
-          <w:color w:val="000000" w:themeColor="text1"/>
-        </w:rPr>
-        <w:drawing>
-          <wp:anchor distT="0" distB="0" distL="114300" distR="114300" simplePos="0" relativeHeight="251662336" behindDoc="0" locked="0" layoutInCell="1" allowOverlap="1" wp14:anchorId="5CE1F983" wp14:editId="449ADFCD">
-            <wp:simplePos x="0" y="0"/>
-            <wp:positionH relativeFrom="column">
-              <wp:posOffset>4210050</wp:posOffset>
-            </wp:positionH>
-            <wp:positionV relativeFrom="paragraph">
-              <wp:posOffset>229870</wp:posOffset>
-            </wp:positionV>
-            <wp:extent cx="1485900" cy="998220"/>
-            <wp:effectExtent l="0" t="0" r="0" b="0"/>
-            <wp:wrapTopAndBottom/>
-            <wp:docPr id="2" name="Imagen 2"/>
-            <wp:cNvGraphicFramePr>
-              <a:graphicFrameLocks xmlns:a="http://schemas.openxmlformats.org/drawingml/2006/main" noChangeAspect="1"/>
-            </wp:cNvGraphicFramePr>
-            <a:graphic xmlns:a="http://schemas.openxmlformats.org/drawingml/2006/main">
-              <a:graphicData uri="http://schemas.openxmlformats.org/drawingml/2006/picture">
-                <pic:pic xmlns:pic="http://schemas.openxmlformats.org/drawingml/2006/picture">
-                  <pic:nvPicPr>
-                    <pic:cNvPr id="0" name="Picture 1"/>
-                    <pic:cNvPicPr>
-                      <a:picLocks noChangeAspect="1" noChangeArrowheads="1"/>
-                    </pic:cNvPicPr>
-                  </pic:nvPicPr>
-                  <pic:blipFill>
-                    <a:blip r:embed="rId7">
-                      <a:extLst>
-                        <a:ext uri="{28A0092B-C50C-407E-A947-70E740481C1C}">
-                          <a14:useLocalDpi xmlns:a14="http://schemas.microsoft.com/office/drawing/2010/main" val="0"/>
-                        </a:ext>
-                      </a:extLst>
-                    </a:blip>
-                    <a:srcRect/>
-                    <a:stretch>
-                      <a:fillRect/>
-                    </a:stretch>
-                  </pic:blipFill>
-                  <pic:spPr bwMode="auto">
-                    <a:xfrm>
-                      <a:off x="0" y="0"/>
-                      <a:ext cx="1485900" cy="998220"/>
-                    </a:xfrm>
-                    <a:prstGeom prst="rect">
-                      <a:avLst/>
-                    </a:prstGeom>
-                    <a:noFill/>
-                    <a:ln>
-                      <a:noFill/>
-                    </a:ln>
-                  </pic:spPr>
-                </pic:pic>
-              </a:graphicData>
-            </a:graphic>
-            <wp14:sizeRelH relativeFrom="margin">
-              <wp14:pctWidth>0</wp14:pctWidth>
-            </wp14:sizeRelH>
-            <wp14:sizeRelV relativeFrom="margin">
-              <wp14:pctHeight>0</wp14:pctHeight>
-            </wp14:sizeRelV>
-          </wp:anchor>
-        </w:drawing>
-      </w:r>
     </w:p>
     <w:p>
       <w:pPr>
@@ -7266,7 +7197,7 @@
                 <v:stroke joinstyle="miter"/>
                 <v:path gradientshapeok="t" o:connecttype="rect"/>
               </v:shapetype>
-              <v:shape id="Cuadro de texto 2" o:spid="_x0000_s1026" type="#_x0000_t202" style="position:absolute;margin-left:287.25pt;margin-top:82.65pt;width:185.9pt;height:110.6pt;z-index:251661312;visibility:visible;mso-wrap-style:square;mso-width-percent:400;mso-height-percent:200;mso-wrap-distance-left:9pt;mso-wrap-distance-top:3.6pt;mso-wrap-distance-right:9pt;mso-wrap-distance-bottom:3.6pt;mso-position-horizontal:absolute;mso-position-horizontal-relative:text;mso-position-vertical:absolute;mso-position-vertical-relative:text;mso-width-percent:400;mso-height-percent:200;mso-width-relative:margin;mso-height-relative:margin;v-text-anchor:top" o:gfxdata="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" stroked="f">
+              <v:shape id="Cuadro de texto 2" o:spid="_x0000_s1026" type="#_x0000_t202" style="position:absolute;margin-left:287.25pt;margin-top:82.65pt;width:185.9pt;height:110.6pt;z-index:251661312;visibility:visible;mso-wrap-style:square;mso-width-percent:400;mso-height-percent:200;mso-wrap-distance-left:9pt;mso-wrap-distance-top:3.6pt;mso-wrap-distance-right:9pt;mso-wrap-distance-bottom:3.6pt;mso-position-horizontal:absolute;mso-position-horizontal-relative:text;mso-position-vertical:absolute;mso-position-vertical-relative:text;mso-width-percent:400;mso-height-percent:200;mso-width-relative:margin;mso-height-relative:margin;v-text-anchor:top" o:gfxdata="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" stroked="f">
                 <v:textbox style="mso-fit-shape-to-text:t">
                   <w:txbxContent>
                     <w:p>
@@ -7404,7 +7335,7 @@
           </mc:Choice>
           <mc:Fallback>
             <w:pict>
-              <v:shape w14:anchorId="3EFC1953" id="_x0000_s1027" type="#_x0000_t202" style="position:absolute;margin-left:19.75pt;margin-top:83.05pt;width:185.9pt;height:110.6pt;z-index:251659264;visibility:visible;mso-wrap-style:square;mso-width-percent:400;mso-height-percent:200;mso-wrap-distance-left:9pt;mso-wrap-distance-top:3.6pt;mso-wrap-distance-right:9pt;mso-wrap-distance-bottom:3.6pt;mso-position-horizontal:absolute;mso-position-horizontal-relative:text;mso-position-vertical:absolute;mso-position-vertical-relative:text;mso-width-percent:400;mso-height-percent:200;mso-width-relative:margin;mso-height-relative:margin;v-text-anchor:top" o:gfxdata="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" stroked="f">
+              <v:shape w14:anchorId="3EFC1953" id="_x0000_s1027" type="#_x0000_t202" style="position:absolute;margin-left:19.75pt;margin-top:83.05pt;width:185.9pt;height:110.6pt;z-index:251659264;visibility:visible;mso-wrap-style:square;mso-width-percent:400;mso-height-percent:200;mso-wrap-distance-left:9pt;mso-wrap-distance-top:3.6pt;mso-wrap-distance-right:9pt;mso-wrap-distance-bottom:3.6pt;mso-position-horizontal:absolute;mso-position-horizontal-relative:text;mso-position-vertical:absolute;mso-position-vertical-relative:text;mso-width-percent:400;mso-height-percent:200;mso-width-relative:margin;mso-height-relative:margin;v-text-anchor:top" o:gfxdata="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" stroked="f">
                 <v:textbox style="mso-fit-shape-to-text:t">
                   <w:txbxContent>
                     <w:p>
@@ -7457,6 +7388,84 @@
       <w:pPr>
         <w:rPr>
           <w:rFonts w:ascii="DejaVu Sans Light" w:hAnsi="DejaVu Sans Light" w:cs="DejaVu Sans Light"/>
+          <w:color w:val="000000" w:themeColor="text1"/>
+          <w:sz w:val="18"/>
+          <w:szCs w:val="18"/>
+        </w:rPr>
+      </w:pPr>
+    </w:p>
+    <w:p>
+      <w:pPr>
+        <w:jc w:val="center"/>
+        <w:rPr>
+          <w:rFonts w:ascii="DejaVu Sans Light" w:hAnsi="DejaVu Sans Light" w:cs="DejaVu Sans Light"/>
+          <w:b/>
+          <w:bCs/>
+          <w:color w:val="000000" w:themeColor="text1"/>
+          <w:sz w:val="18"/>
+          <w:szCs w:val="18"/>
+        </w:rPr>
+      </w:pPr>
+    </w:p>
+    <w:p>
+      <w:pPr>
+        <w:jc w:val="center"/>
+        <w:rPr>
+          <w:rFonts w:ascii="DejaVu Sans Light" w:hAnsi="DejaVu Sans Light" w:cs="DejaVu Sans Light"/>
+          <w:b/>
+          <w:bCs/>
+          <w:color w:val="000000" w:themeColor="text1"/>
+          <w:sz w:val="18"/>
+          <w:szCs w:val="18"/>
+        </w:rPr>
+      </w:pPr>
+    </w:p>
+    <w:p>
+      <w:pPr>
+        <w:jc w:val="center"/>
+        <w:rPr>
+          <w:rFonts w:ascii="DejaVu Sans Light" w:hAnsi="DejaVu Sans Light" w:cs="DejaVu Sans Light"/>
+          <w:b/>
+          <w:bCs/>
+          <w:color w:val="000000" w:themeColor="text1"/>
+          <w:sz w:val="18"/>
+          <w:szCs w:val="18"/>
+        </w:rPr>
+      </w:pPr>
+    </w:p>
+    <w:p>
+      <w:pPr>
+        <w:jc w:val="center"/>
+        <w:rPr>
+          <w:rFonts w:ascii="DejaVu Sans Light" w:hAnsi="DejaVu Sans Light" w:cs="DejaVu Sans Light"/>
+          <w:b/>
+          <w:bCs/>
+          <w:color w:val="000000" w:themeColor="text1"/>
+          <w:sz w:val="18"/>
+          <w:szCs w:val="18"/>
+        </w:rPr>
+      </w:pPr>
+    </w:p>
+    <w:p>
+      <w:pPr>
+        <w:jc w:val="center"/>
+        <w:rPr>
+          <w:rFonts w:ascii="DejaVu Sans Light" w:hAnsi="DejaVu Sans Light" w:cs="DejaVu Sans Light"/>
+          <w:b/>
+          <w:bCs/>
+          <w:color w:val="000000" w:themeColor="text1"/>
+          <w:sz w:val="18"/>
+          <w:szCs w:val="18"/>
+        </w:rPr>
+      </w:pPr>
+    </w:p>
+    <w:p>
+      <w:pPr>
+        <w:jc w:val="center"/>
+        <w:rPr>
+          <w:rFonts w:ascii="DejaVu Sans Light" w:hAnsi="DejaVu Sans Light" w:cs="DejaVu Sans Light"/>
+          <w:b/>
+          <w:bCs/>
           <w:color w:val="000000" w:themeColor="text1"/>
           <w:sz w:val="18"/>
           <w:szCs w:val="18"/>
@@ -7781,7 +7790,7 @@
           </mc:Choice>
           <mc:Fallback>
             <w:pict>
-              <v:shape w14:anchorId="06023AA3" id="_x0000_s1028" type="#_x0000_t202" style="position:absolute;margin-left:0;margin-top:29.1pt;width:259.5pt;height:110.6pt;z-index:251664384;visibility:visible;mso-wrap-style:square;mso-width-percent:0;mso-height-percent:200;mso-wrap-distance-left:9pt;mso-wrap-distance-top:3.6pt;mso-wrap-distance-right:9pt;mso-wrap-distance-bottom:3.6pt;mso-position-horizontal:absolute;mso-position-horizontal-relative:margin;mso-position-vertical:absolute;mso-position-vertical-relative:text;mso-width-percent:0;mso-height-percent:200;mso-width-relative:margin;mso-height-relative:margin;v-text-anchor:top" o:gfxdata="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" stroked="f">
+              <v:shape w14:anchorId="06023AA3" id="_x0000_s1028" type="#_x0000_t202" style="position:absolute;margin-left:0;margin-top:29.1pt;width:259.5pt;height:110.6pt;z-index:251664384;visibility:visible;mso-wrap-style:square;mso-width-percent:0;mso-height-percent:200;mso-wrap-distance-left:9pt;mso-wrap-distance-top:3.6pt;mso-wrap-distance-right:9pt;mso-wrap-distance-bottom:3.6pt;mso-position-horizontal:absolute;mso-position-horizontal-relative:margin;mso-position-vertical:absolute;mso-position-vertical-relative:text;mso-width-percent:0;mso-height-percent:200;mso-width-relative:margin;mso-height-relative:margin;v-text-anchor:top" o:gfxdata="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" stroked="f">
                 <v:textbox style="mso-fit-shape-to-text:t">
                   <w:txbxContent>
                     <w:p>
@@ -8187,7 +8196,7 @@
           </mc:Choice>
           <mc:Fallback>
             <w:pict>
-              <v:shape w14:anchorId="464C6A94" id="_x0000_s1029" type="#_x0000_t202" style="position:absolute;margin-left:263.7pt;margin-top:29.05pt;width:259.5pt;height:110.6pt;z-index:251666432;visibility:visible;mso-wrap-style:square;mso-width-percent:0;mso-height-percent:200;mso-wrap-distance-left:9pt;mso-wrap-distance-top:3.6pt;mso-wrap-distance-right:9pt;mso-wrap-distance-bottom:3.6pt;mso-position-horizontal:absolute;mso-position-horizontal-relative:margin;mso-position-vertical:absolute;mso-position-vertical-relative:text;mso-width-percent:0;mso-height-percent:200;mso-width-relative:margin;mso-height-relative:margin;v-text-anchor:top" o:gfxdata="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" stroked="f">
+              <v:shape w14:anchorId="464C6A94" id="_x0000_s1029" type="#_x0000_t202" style="position:absolute;margin-left:263.7pt;margin-top:29.05pt;width:259.5pt;height:110.6pt;z-index:251666432;visibility:visible;mso-wrap-style:square;mso-width-percent:0;mso-height-percent:200;mso-wrap-distance-left:9pt;mso-wrap-distance-top:3.6pt;mso-wrap-distance-right:9pt;mso-wrap-distance-bottom:3.6pt;mso-position-horizontal:absolute;mso-position-horizontal-relative:margin;mso-position-vertical:absolute;mso-position-vertical-relative:text;mso-width-percent:0;mso-height-percent:200;mso-width-relative:margin;mso-height-relative:margin;v-text-anchor:top" o:gfxdata="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" stroked="f">
                 <v:textbox style="mso-fit-shape-to-text:t">
                   <w:txbxContent>
                     <w:p>
@@ -8606,7 +8615,7 @@
           </mc:Choice>
           <mc:Fallback>
             <w:pict>
-              <v:shape w14:anchorId="4DB3AAB8" id="_x0000_s1030" type="#_x0000_t202" style="position:absolute;margin-left:0;margin-top:83pt;width:259.5pt;height:110.6pt;z-index:251668480;visibility:visible;mso-wrap-style:square;mso-width-percent:0;mso-height-percent:200;mso-wrap-distance-left:9pt;mso-wrap-distance-top:3.6pt;mso-wrap-distance-right:9pt;mso-wrap-distance-bottom:3.6pt;mso-position-horizontal:absolute;mso-position-horizontal-relative:margin;mso-position-vertical:absolute;mso-position-vertical-relative:text;mso-width-percent:0;mso-height-percent:200;mso-width-relative:margin;mso-height-relative:margin;v-text-anchor:top" o:gfxdata="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" stroked="f">
+              <v:shape w14:anchorId="4DB3AAB8" id="_x0000_s1030" type="#_x0000_t202" style="position:absolute;margin-left:0;margin-top:83pt;width:259.5pt;height:110.6pt;z-index:251668480;visibility:visible;mso-wrap-style:square;mso-width-percent:0;mso-height-percent:200;mso-wrap-distance-left:9pt;mso-wrap-distance-top:3.6pt;mso-wrap-distance-right:9pt;mso-wrap-distance-bottom:3.6pt;mso-position-horizontal:absolute;mso-position-horizontal-relative:margin;mso-position-vertical:absolute;mso-position-vertical-relative:text;mso-width-percent:0;mso-height-percent:200;mso-width-relative:margin;mso-height-relative:margin;v-text-anchor:top" o:gfxdata="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" stroked="f">
                 <v:textbox style="mso-fit-shape-to-text:t">
                   <w:txbxContent>
                     <w:p>
@@ -8938,7 +8947,7 @@
           </mc:Choice>
           <mc:Fallback>
             <w:pict>
-              <v:shape w14:anchorId="782B41D1" id="_x0000_s1031" type="#_x0000_t202" style="position:absolute;margin-left:263.7pt;margin-top:83pt;width:259.5pt;height:110.6pt;z-index:251669504;visibility:visible;mso-wrap-style:square;mso-width-percent:0;mso-height-percent:200;mso-wrap-distance-left:9pt;mso-wrap-distance-top:3.6pt;mso-wrap-distance-right:9pt;mso-wrap-distance-bottom:3.6pt;mso-position-horizontal:absolute;mso-position-horizontal-relative:margin;mso-position-vertical:absolute;mso-position-vertical-relative:text;mso-width-percent:0;mso-height-percent:200;mso-width-relative:margin;mso-height-relative:margin;v-text-anchor:top" o:gfxdata="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" stroked="f">
+              <v:shape w14:anchorId="782B41D1" id="_x0000_s1031" type="#_x0000_t202" style="position:absolute;margin-left:263.7pt;margin-top:83pt;width:259.5pt;height:110.6pt;z-index:251669504;visibility:visible;mso-wrap-style:square;mso-width-percent:0;mso-height-percent:200;mso-wrap-distance-left:9pt;mso-wrap-distance-top:3.6pt;mso-wrap-distance-right:9pt;mso-wrap-distance-bottom:3.6pt;mso-position-horizontal:absolute;mso-position-horizontal-relative:margin;mso-position-vertical:absolute;mso-position-vertical-relative:text;mso-width-percent:0;mso-height-percent:200;mso-width-relative:margin;mso-height-relative:margin;v-text-anchor:top" o:gfxdata="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" stroked="f">
                 <v:textbox style="mso-fit-shape-to-text:t">
                   <w:txbxContent>
                     <w:p>
@@ -9218,75 +9227,6 @@
       <w:r>
         <w:rPr>
           <w:rFonts w:ascii="DejaVu Sans Light" w:hAnsi="DejaVu Sans Light" w:cs="DejaVu Sans Light"/>
-          <w:noProof/>
-          <w:color w:val="000000" w:themeColor="text1"/>
-        </w:rPr>
-        <w:drawing>
-          <wp:anchor distT="0" distB="0" distL="114300" distR="114300" simplePos="0" relativeHeight="251673600" behindDoc="0" locked="0" layoutInCell="1" allowOverlap="1" wp14:anchorId="5735103C" wp14:editId="45C7AB94">
-            <wp:simplePos x="0" y="0"/>
-            <wp:positionH relativeFrom="column">
-              <wp:posOffset>2562225</wp:posOffset>
-            </wp:positionH>
-            <wp:positionV relativeFrom="paragraph">
-              <wp:posOffset>290830</wp:posOffset>
-            </wp:positionV>
-            <wp:extent cx="1485900" cy="998220"/>
-            <wp:effectExtent l="0" t="0" r="0" b="0"/>
-            <wp:wrapTopAndBottom/>
-            <wp:docPr id="13" name="Imagen 13"/>
-            <wp:cNvGraphicFramePr>
-              <a:graphicFrameLocks xmlns:a="http://schemas.openxmlformats.org/drawingml/2006/main" noChangeAspect="1"/>
-            </wp:cNvGraphicFramePr>
-            <a:graphic xmlns:a="http://schemas.openxmlformats.org/drawingml/2006/main">
-              <a:graphicData uri="http://schemas.openxmlformats.org/drawingml/2006/picture">
-                <pic:pic xmlns:pic="http://schemas.openxmlformats.org/drawingml/2006/picture">
-                  <pic:nvPicPr>
-                    <pic:cNvPr id="0" name="Picture 1"/>
-                    <pic:cNvPicPr>
-                      <a:picLocks noChangeAspect="1" noChangeArrowheads="1"/>
-                    </pic:cNvPicPr>
-                  </pic:nvPicPr>
-                  <pic:blipFill>
-                    <a:blip r:embed="rId7">
-                      <a:extLst>
-                        <a:ext uri="{28A0092B-C50C-407E-A947-70E740481C1C}">
-                          <a14:useLocalDpi xmlns:a14="http://schemas.microsoft.com/office/drawing/2010/main" val="0"/>
-                        </a:ext>
-                      </a:extLst>
-                    </a:blip>
-                    <a:srcRect/>
-                    <a:stretch>
-                      <a:fillRect/>
-                    </a:stretch>
-                  </pic:blipFill>
-                  <pic:spPr bwMode="auto">
-                    <a:xfrm>
-                      <a:off x="0" y="0"/>
-                      <a:ext cx="1485900" cy="998220"/>
-                    </a:xfrm>
-                    <a:prstGeom prst="rect">
-                      <a:avLst/>
-                    </a:prstGeom>
-                    <a:noFill/>
-                    <a:ln>
-                      <a:noFill/>
-                    </a:ln>
-                  </pic:spPr>
-                </pic:pic>
-              </a:graphicData>
-            </a:graphic>
-            <wp14:sizeRelH relativeFrom="margin">
-              <wp14:pctWidth>0</wp14:pctWidth>
-            </wp14:sizeRelH>
-            <wp14:sizeRelV relativeFrom="margin">
-              <wp14:pctHeight>0</wp14:pctHeight>
-            </wp14:sizeRelV>
-          </wp:anchor>
-        </w:drawing>
-      </w:r>
-      <w:r>
-        <w:rPr>
-          <w:rFonts w:ascii="DejaVu Sans Light" w:hAnsi="DejaVu Sans Light" w:cs="DejaVu Sans Light"/>
           <w:b/>
           <w:bCs/>
           <w:color w:val="000000" w:themeColor="text1"/>
@@ -9442,7 +9382,7 @@
           </mc:Choice>
           <mc:Fallback>
             <w:pict>
-              <v:shape w14:anchorId="44B192CF" id="_x0000_s1032" type="#_x0000_t202" style="position:absolute;margin-left:0;margin-top:88.15pt;width:185.9pt;height:110.6pt;z-index:251672576;visibility:visible;mso-wrap-style:square;mso-width-percent:400;mso-height-percent:200;mso-wrap-distance-left:9pt;mso-wrap-distance-top:3.6pt;mso-wrap-distance-right:9pt;mso-wrap-distance-bottom:3.6pt;mso-position-horizontal:center;mso-position-horizontal-relative:margin;mso-position-vertical:absolute;mso-position-vertical-relative:text;mso-width-percent:400;mso-height-percent:200;mso-width-relative:margin;mso-height-relative:margin;v-text-anchor:top" o:gfxdata="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" stroked="f">
+              <v:shape w14:anchorId="44B192CF" id="_x0000_s1032" type="#_x0000_t202" style="position:absolute;margin-left:0;margin-top:88.15pt;width:185.9pt;height:110.6pt;z-index:251672576;visibility:visible;mso-wrap-style:square;mso-width-percent:400;mso-height-percent:200;mso-wrap-distance-left:9pt;mso-wrap-distance-top:3.6pt;mso-wrap-distance-right:9pt;mso-wrap-distance-bottom:3.6pt;mso-position-horizontal:center;mso-position-horizontal-relative:margin;mso-position-vertical:absolute;mso-position-vertical-relative:text;mso-width-percent:400;mso-height-percent:200;mso-width-relative:margin;mso-height-relative:margin;v-text-anchor:top" o:gfxdata="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" stroked="f">
                 <v:textbox style="mso-fit-shape-to-text:t">
                   <w:txbxContent>
                     <w:p>
@@ -9487,6 +9427,66 @@
           <w:rFonts w:ascii="DejaVu Sans Light" w:hAnsi="DejaVu Sans Light" w:cs="DejaVu Sans Light"/>
           <w:b/>
           <w:bCs/>
+          <w:color w:val="000000" w:themeColor="text1"/>
+          <w:sz w:val="18"/>
+          <w:szCs w:val="18"/>
+        </w:rPr>
+      </w:pPr>
+    </w:p>
+    <w:p>
+      <w:pPr>
+        <w:rPr>
+          <w:rFonts w:ascii="DejaVu Sans Light" w:hAnsi="DejaVu Sans Light" w:cs="DejaVu Sans Light"/>
+          <w:color w:val="000000" w:themeColor="text1"/>
+          <w:sz w:val="18"/>
+          <w:szCs w:val="18"/>
+        </w:rPr>
+      </w:pPr>
+    </w:p>
+    <w:p>
+      <w:pPr>
+        <w:rPr>
+          <w:rFonts w:ascii="DejaVu Sans Light" w:hAnsi="DejaVu Sans Light" w:cs="DejaVu Sans Light"/>
+          <w:color w:val="000000" w:themeColor="text1"/>
+          <w:sz w:val="18"/>
+          <w:szCs w:val="18"/>
+        </w:rPr>
+      </w:pPr>
+    </w:p>
+    <w:p>
+      <w:pPr>
+        <w:rPr>
+          <w:rFonts w:ascii="DejaVu Sans Light" w:hAnsi="DejaVu Sans Light" w:cs="DejaVu Sans Light"/>
+          <w:color w:val="000000" w:themeColor="text1"/>
+          <w:sz w:val="18"/>
+          <w:szCs w:val="18"/>
+        </w:rPr>
+      </w:pPr>
+    </w:p>
+    <w:p>
+      <w:pPr>
+        <w:rPr>
+          <w:rFonts w:ascii="DejaVu Sans Light" w:hAnsi="DejaVu Sans Light" w:cs="DejaVu Sans Light"/>
+          <w:color w:val="000000" w:themeColor="text1"/>
+          <w:sz w:val="18"/>
+          <w:szCs w:val="18"/>
+        </w:rPr>
+      </w:pPr>
+    </w:p>
+    <w:p>
+      <w:pPr>
+        <w:rPr>
+          <w:rFonts w:ascii="DejaVu Sans Light" w:hAnsi="DejaVu Sans Light" w:cs="DejaVu Sans Light"/>
+          <w:color w:val="000000" w:themeColor="text1"/>
+          <w:sz w:val="18"/>
+          <w:szCs w:val="18"/>
+        </w:rPr>
+      </w:pPr>
+    </w:p>
+    <w:p>
+      <w:pPr>
+        <w:rPr>
+          <w:rFonts w:ascii="DejaVu Sans Light" w:hAnsi="DejaVu Sans Light" w:cs="DejaVu Sans Light"/>
           <w:color w:val="000000" w:themeColor="text1"/>
           <w:sz w:val="18"/>
           <w:szCs w:val="18"/>
@@ -9815,7 +9815,7 @@
           </mc:Choice>
           <mc:Fallback>
             <w:pict>
-              <v:shape w14:anchorId="3D1FE454" id="_x0000_s1033" type="#_x0000_t202" style="position:absolute;margin-left:0;margin-top:22.85pt;width:259.5pt;height:110.6pt;z-index:251675648;visibility:visible;mso-wrap-style:square;mso-width-percent:0;mso-height-percent:200;mso-wrap-distance-left:9pt;mso-wrap-distance-top:3.6pt;mso-wrap-distance-right:9pt;mso-wrap-distance-bottom:3.6pt;mso-position-horizontal:absolute;mso-position-horizontal-relative:margin;mso-position-vertical:absolute;mso-position-vertical-relative:text;mso-width-percent:0;mso-height-percent:200;mso-width-relative:margin;mso-height-relative:margin;v-text-anchor:top" o:gfxdata="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" stroked="f">
+              <v:shape w14:anchorId="3D1FE454" id="_x0000_s1033" type="#_x0000_t202" style="position:absolute;margin-left:0;margin-top:22.85pt;width:259.5pt;height:110.6pt;z-index:251675648;visibility:visible;mso-wrap-style:square;mso-width-percent:0;mso-height-percent:200;mso-wrap-distance-left:9pt;mso-wrap-distance-top:3.6pt;mso-wrap-distance-right:9pt;mso-wrap-distance-bottom:3.6pt;mso-position-horizontal:absolute;mso-position-horizontal-relative:margin;mso-position-vertical:absolute;mso-position-vertical-relative:text;mso-width-percent:0;mso-height-percent:200;mso-width-relative:margin;mso-height-relative:margin;v-text-anchor:top" o:gfxdata="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" stroked="f">
                 <v:textbox style="mso-fit-shape-to-text:t">
                   <w:txbxContent>
                     <w:p>
@@ -10209,7 +10209,7 @@
           </mc:Choice>
           <mc:Fallback>
             <w:pict>
-              <v:shape w14:anchorId="5BF20FC9" id="_x0000_s1034" type="#_x0000_t202" style="position:absolute;margin-left:263.7pt;margin-top:22.8pt;width:259.5pt;height:110.6pt;z-index:251676672;visibility:visible;mso-wrap-style:square;mso-width-percent:0;mso-height-percent:200;mso-wrap-distance-left:9pt;mso-wrap-distance-top:3.6pt;mso-wrap-distance-right:9pt;mso-wrap-distance-bottom:3.6pt;mso-position-horizontal:absolute;mso-position-horizontal-relative:margin;mso-position-vertical:absolute;mso-position-vertical-relative:text;mso-width-percent:0;mso-height-percent:200;mso-width-relative:margin;mso-height-relative:margin;v-text-anchor:top" o:gfxdata="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" stroked="f">
+              <v:shape w14:anchorId="5BF20FC9" id="_x0000_s1034" type="#_x0000_t202" style="position:absolute;margin-left:263.7pt;margin-top:22.8pt;width:259.5pt;height:110.6pt;z-index:251676672;visibility:visible;mso-wrap-style:square;mso-width-percent:0;mso-height-percent:200;mso-wrap-distance-left:9pt;mso-wrap-distance-top:3.6pt;mso-wrap-distance-right:9pt;mso-wrap-distance-bottom:3.6pt;mso-position-horizontal:absolute;mso-position-horizontal-relative:margin;mso-position-vertical:absolute;mso-position-vertical-relative:text;mso-width-percent:0;mso-height-percent:200;mso-width-relative:margin;mso-height-relative:margin;v-text-anchor:top" o:gfxdata="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" stroked="f">
                 <v:textbox style="mso-fit-shape-to-text:t">
                   <w:txbxContent>
                     <w:p>
@@ -10603,7 +10603,7 @@
           </mc:Choice>
           <mc:Fallback>
             <w:pict>
-              <v:shape w14:anchorId="74330C24" id="_x0000_s1035" type="#_x0000_t202" style="position:absolute;margin-left:0;margin-top:244.25pt;width:259.5pt;height:110.6pt;z-index:251677696;visibility:visible;mso-wrap-style:square;mso-width-percent:0;mso-height-percent:200;mso-wrap-distance-left:9pt;mso-wrap-distance-top:3.6pt;mso-wrap-distance-right:9pt;mso-wrap-distance-bottom:3.6pt;mso-position-horizontal:absolute;mso-position-horizontal-relative:margin;mso-position-vertical:absolute;mso-position-vertical-relative:text;mso-width-percent:0;mso-height-percent:200;mso-width-relative:margin;mso-height-relative:margin;v-text-anchor:top" o:gfxdata="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" stroked="f">
+              <v:shape w14:anchorId="74330C24" id="_x0000_s1035" type="#_x0000_t202" style="position:absolute;margin-left:0;margin-top:244.25pt;width:259.5pt;height:110.6pt;z-index:251677696;visibility:visible;mso-wrap-style:square;mso-width-percent:0;mso-height-percent:200;mso-wrap-distance-left:9pt;mso-wrap-distance-top:3.6pt;mso-wrap-distance-right:9pt;mso-wrap-distance-bottom:3.6pt;mso-position-horizontal:absolute;mso-position-horizontal-relative:margin;mso-position-vertical:absolute;mso-position-vertical-relative:text;mso-width-percent:0;mso-height-percent:200;mso-width-relative:margin;mso-height-relative:margin;v-text-anchor:top" o:gfxdata="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" stroked="f">
                 <v:textbox style="mso-fit-shape-to-text:t">
                   <w:txbxContent>
                     <w:p>
@@ -10997,7 +10997,7 @@
           </mc:Choice>
           <mc:Fallback>
             <w:pict>
-              <v:shape w14:anchorId="0805E353" id="_x0000_s1036" type="#_x0000_t202" style="position:absolute;margin-left:263.7pt;margin-top:244.25pt;width:259.5pt;height:110.6pt;z-index:251678720;visibility:visible;mso-wrap-style:square;mso-width-percent:0;mso-height-percent:200;mso-wrap-distance-left:9pt;mso-wrap-distance-top:3.6pt;mso-wrap-distance-right:9pt;mso-wrap-distance-bottom:3.6pt;mso-position-horizontal:absolute;mso-position-horizontal-relative:margin;mso-position-vertical:absolute;mso-position-vertical-relative:text;mso-width-percent:0;mso-height-percent:200;mso-width-relative:margin;mso-height-relative:margin;v-text-anchor:top" o:gfxdata="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" stroked="f">
+              <v:shape w14:anchorId="0805E353" id="_x0000_s1036" type="#_x0000_t202" style="position:absolute;margin-left:263.7pt;margin-top:244.25pt;width:259.5pt;height:110.6pt;z-index:251678720;visibility:visible;mso-wrap-style:square;mso-width-percent:0;mso-height-percent:200;mso-wrap-distance-left:9pt;mso-wrap-distance-top:3.6pt;mso-wrap-distance-right:9pt;mso-wrap-distance-bottom:3.6pt;mso-position-horizontal:absolute;mso-position-horizontal-relative:margin;mso-position-vertical:absolute;mso-position-vertical-relative:text;mso-width-percent:0;mso-height-percent:200;mso-width-relative:margin;mso-height-relative:margin;v-text-anchor:top" o:gfxdata="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" stroked="f">
                 <v:textbox style="mso-fit-shape-to-text:t">
                   <w:txbxContent>
                     <w:p>
@@ -11246,7 +11246,7 @@
       </w:pPr>
     </w:p>
     <w:sectPr>
-      <w:headerReference w:type="default" r:id="rId8"/>
+      <w:headerReference w:type="default" r:id="rId7"/>
       <w:pgSz w:w="11906" w:h="16838"/>
       <w:pgMar w:top="720" w:right="720" w:bottom="720" w:left="720" w:header="708" w:footer="708" w:gutter="0"/>
       <w:cols w:space="708"/>
@@ -11257,7 +11257,7 @@
 </file>
 
 <file path=word/endnotes.xml><?xml version="1.0" encoding="utf-8"?>
-<w:endnotes xmlns:wpc="http://schemas.microsoft.com/office/word/2010/wordprocessingCanvas" xmlns:cx="http://schemas.microsoft.com/office/drawing/2014/chartex" xmlns:cx1="http://schemas.microsoft.com/office/drawing/2015/9/8/chartex" xmlns:cx2="http://schemas.microsoft.com/office/drawing/2015/10/21/chartex" xmlns:cx3="http://schemas.microsoft.com/office/drawing/2016/5/9/chartex" xmlns:cx4="http://schemas.microsoft.com/office/drawing/2016/5/10/chartex" xmlns:cx5="http://schemas.microsoft.com/office/drawing/2016/5/11/chartex" xmlns:cx6="http://schemas.microsoft.com/office/drawing/2016/5/12/chartex" xmlns:cx7="http://schemas.microsoft.com/office/drawing/2016/5/13/chartex" xmlns:cx8="http://schemas.microsoft.com/office/drawing/2016/5/14/chartex" xmlns:mc="http://schemas.openxmlformats.org/markup-compatibility/2006" xmlns:aink="http://schemas.microsoft.com/office/drawing/2016/ink" xmlns:am3d="http://schemas.microsoft.com/office/drawing/2017/model3d" xmlns:o="urn:schemas-microsoft-com:office:office" xmlns:r="http://schemas.openxmlformats.org/officeDocument/2006/relationships" xmlns:m="http://schemas.openxmlformats.org/officeDocument/2006/math" xmlns:v="urn:schemas-microsoft-com:vml" xmlns:wp14="http://schemas.microsoft.com/office/word/2010/wordprocessingDrawing" xmlns:wp="http://schemas.openxmlformats.org/drawingml/2006/wordprocessingDrawing" xmlns:w10="urn:schemas-microsoft-com:office:word" xmlns:w="http://schemas.openxmlformats.org/wordprocessingml/2006/main" xmlns:w14="http://schemas.microsoft.com/office/word/2010/wordml" xmlns:w15="http://schemas.microsoft.com/office/word/2012/wordml" xmlns:w16cex="http://schemas.microsoft.com/office/word/2018/wordml/cex" xmlns:w16cid="http://schemas.microsoft.com/office/word/2016/wordml/cid" xmlns:w16="http://schemas.microsoft.com/office/word/2018/wordml" xmlns:w16sdtdh="http://schemas.microsoft.com/office/word/2020/wordml/sdtdatahash" xmlns:w16se="http://schemas.microsoft.com/office/word/2015/wordml/symex" xmlns:wpg="http://schemas.microsoft.com/office/word/2010/wordprocessingGroup" xmlns:wpi="http://schemas.microsoft.com/office/word/2010/wordprocessingInk" xmlns:wne="http://schemas.microsoft.com/office/word/2006/wordml" xmlns:wps="http://schemas.microsoft.com/office/word/2010/wordprocessingShape" mc:Ignorable="w14 w15 w16se w16cid w16 w16cex w16sdtdh wp14">
+<w:endnotes xmlns:wpc="http://schemas.microsoft.com/office/word/2010/wordprocessingCanvas" xmlns:cx="http://schemas.microsoft.com/office/drawing/2014/chartex" xmlns:cx1="http://schemas.microsoft.com/office/drawing/2015/9/8/chartex" xmlns:cx2="http://schemas.microsoft.com/office/drawing/2015/10/21/chartex" xmlns:cx3="http://schemas.microsoft.com/office/drawing/2016/5/9/chartex" xmlns:cx4="http://schemas.microsoft.com/office/drawing/2016/5/10/chartex" xmlns:cx5="http://schemas.microsoft.com/office/drawing/2016/5/11/chartex" xmlns:cx6="http://schemas.microsoft.com/office/drawing/2016/5/12/chartex" xmlns:cx7="http://schemas.microsoft.com/office/drawing/2016/5/13/chartex" xmlns:cx8="http://schemas.microsoft.com/office/drawing/2016/5/14/chartex" xmlns:mc="http://schemas.openxmlformats.org/markup-compatibility/2006" xmlns:aink="http://schemas.microsoft.com/office/drawing/2016/ink" xmlns:am3d="http://schemas.microsoft.com/office/drawing/2017/model3d" xmlns:o="urn:schemas-microsoft-com:office:office" xmlns:oel="http://schemas.microsoft.com/office/2019/extlst" xmlns:r="http://schemas.openxmlformats.org/officeDocument/2006/relationships" xmlns:m="http://schemas.openxmlformats.org/officeDocument/2006/math" xmlns:v="urn:schemas-microsoft-com:vml" xmlns:wp14="http://schemas.microsoft.com/office/word/2010/wordprocessingDrawing" xmlns:wp="http://schemas.openxmlformats.org/drawingml/2006/wordprocessingDrawing" xmlns:w10="urn:schemas-microsoft-com:office:word" xmlns:w="http://schemas.openxmlformats.org/wordprocessingml/2006/main" xmlns:w14="http://schemas.microsoft.com/office/word/2010/wordml" xmlns:w15="http://schemas.microsoft.com/office/word/2012/wordml" xmlns:w16cex="http://schemas.microsoft.com/office/word/2018/wordml/cex" xmlns:w16cid="http://schemas.microsoft.com/office/word/2016/wordml/cid" xmlns:w16="http://schemas.microsoft.com/office/word/2018/wordml" xmlns:w16sdtdh="http://schemas.microsoft.com/office/word/2020/wordml/sdtdatahash" xmlns:w16se="http://schemas.microsoft.com/office/word/2015/wordml/symex" xmlns:wpg="http://schemas.microsoft.com/office/word/2010/wordprocessingGroup" xmlns:wpi="http://schemas.microsoft.com/office/word/2010/wordprocessingInk" xmlns:wne="http://schemas.microsoft.com/office/word/2006/wordml" xmlns:wps="http://schemas.microsoft.com/office/word/2010/wordprocessingShape" mc:Ignorable="w14 w15 w16se w16cid w16 w16cex w16sdtdh wp14">
   <w:endnote w:type="separator" w:id="-1">
     <w:p>
       <w:pPr>
@@ -11282,7 +11282,7 @@
 </file>
 
 <file path=word/footnotes.xml><?xml version="1.0" encoding="utf-8"?>
-<w:footnotes xmlns:wpc="http://schemas.microsoft.com/office/word/2010/wordprocessingCanvas" xmlns:cx="http://schemas.microsoft.com/office/drawing/2014/chartex" xmlns:cx1="http://schemas.microsoft.com/office/drawing/2015/9/8/chartex" xmlns:cx2="http://schemas.microsoft.com/office/drawing/2015/10/21/chartex" xmlns:cx3="http://schemas.microsoft.com/office/drawing/2016/5/9/chartex" xmlns:cx4="http://schemas.microsoft.com/office/drawing/2016/5/10/chartex" xmlns:cx5="http://schemas.microsoft.com/office/drawing/2016/5/11/chartex" xmlns:cx6="http://schemas.microsoft.com/office/drawing/2016/5/12/chartex" xmlns:cx7="http://schemas.microsoft.com/office/drawing/2016/5/13/chartex" xmlns:cx8="http://schemas.microsoft.com/office/drawing/2016/5/14/chartex" xmlns:mc="http://schemas.openxmlformats.org/markup-compatibility/2006" xmlns:aink="http://schemas.microsoft.com/office/drawing/2016/ink" xmlns:am3d="http://schemas.microsoft.com/office/drawing/2017/model3d" xmlns:o="urn:schemas-microsoft-com:office:office" xmlns:r="http://schemas.openxmlformats.org/officeDocument/2006/relationships" xmlns:m="http://schemas.openxmlformats.org/officeDocument/2006/math" xmlns:v="urn:schemas-microsoft-com:vml" xmlns:wp14="http://schemas.microsoft.com/office/word/2010/wordprocessingDrawing" xmlns:wp="http://schemas.openxmlformats.org/drawingml/2006/wordprocessingDrawing" xmlns:w10="urn:schemas-microsoft-com:office:word" xmlns:w="http://schemas.openxmlformats.org/wordprocessingml/2006/main" xmlns:w14="http://schemas.microsoft.com/office/word/2010/wordml" xmlns:w15="http://schemas.microsoft.com/office/word/2012/wordml" xmlns:w16cex="http://schemas.microsoft.com/office/word/2018/wordml/cex" xmlns:w16cid="http://schemas.microsoft.com/office/word/2016/wordml/cid" xmlns:w16="http://schemas.microsoft.com/office/word/2018/wordml" xmlns:w16sdtdh="http://schemas.microsoft.com/office/word/2020/wordml/sdtdatahash" xmlns:w16se="http://schemas.microsoft.com/office/word/2015/wordml/symex" xmlns:wpg="http://schemas.microsoft.com/office/word/2010/wordprocessingGroup" xmlns:wpi="http://schemas.microsoft.com/office/word/2010/wordprocessingInk" xmlns:wne="http://schemas.microsoft.com/office/word/2006/wordml" xmlns:wps="http://schemas.microsoft.com/office/word/2010/wordprocessingShape" mc:Ignorable="w14 w15 w16se w16cid w16 w16cex w16sdtdh wp14">
+<w:footnotes xmlns:wpc="http://schemas.microsoft.com/office/word/2010/wordprocessingCanvas" xmlns:cx="http://schemas.microsoft.com/office/drawing/2014/chartex" xmlns:cx1="http://schemas.microsoft.com/office/drawing/2015/9/8/chartex" xmlns:cx2="http://schemas.microsoft.com/office/drawing/2015/10/21/chartex" xmlns:cx3="http://schemas.microsoft.com/office/drawing/2016/5/9/chartex" xmlns:cx4="http://schemas.microsoft.com/office/drawing/2016/5/10/chartex" xmlns:cx5="http://schemas.microsoft.com/office/drawing/2016/5/11/chartex" xmlns:cx6="http://schemas.microsoft.com/office/drawing/2016/5/12/chartex" xmlns:cx7="http://schemas.microsoft.com/office/drawing/2016/5/13/chartex" xmlns:cx8="http://schemas.microsoft.com/office/drawing/2016/5/14/chartex" xmlns:mc="http://schemas.openxmlformats.org/markup-compatibility/2006" xmlns:aink="http://schemas.microsoft.com/office/drawing/2016/ink" xmlns:am3d="http://schemas.microsoft.com/office/drawing/2017/model3d" xmlns:o="urn:schemas-microsoft-com:office:office" xmlns:oel="http://schemas.microsoft.com/office/2019/extlst" xmlns:r="http://schemas.openxmlformats.org/officeDocument/2006/relationships" xmlns:m="http://schemas.openxmlformats.org/officeDocument/2006/math" xmlns:v="urn:schemas-microsoft-com:vml" xmlns:wp14="http://schemas.microsoft.com/office/word/2010/wordprocessingDrawing" xmlns:wp="http://schemas.openxmlformats.org/drawingml/2006/wordprocessingDrawing" xmlns:w10="urn:schemas-microsoft-com:office:word" xmlns:w="http://schemas.openxmlformats.org/wordprocessingml/2006/main" xmlns:w14="http://schemas.microsoft.com/office/word/2010/wordml" xmlns:w15="http://schemas.microsoft.com/office/word/2012/wordml" xmlns:w16cex="http://schemas.microsoft.com/office/word/2018/wordml/cex" xmlns:w16cid="http://schemas.microsoft.com/office/word/2016/wordml/cid" xmlns:w16="http://schemas.microsoft.com/office/word/2018/wordml" xmlns:w16sdtdh="http://schemas.microsoft.com/office/word/2020/wordml/sdtdatahash" xmlns:w16se="http://schemas.microsoft.com/office/word/2015/wordml/symex" xmlns:wpg="http://schemas.microsoft.com/office/word/2010/wordprocessingGroup" xmlns:wpi="http://schemas.microsoft.com/office/word/2010/wordprocessingInk" xmlns:wne="http://schemas.microsoft.com/office/word/2006/wordml" xmlns:wps="http://schemas.microsoft.com/office/word/2010/wordprocessingShape" mc:Ignorable="w14 w15 w16se w16cid w16 w16cex w16sdtdh wp14">
   <w:footnote w:type="separator" w:id="-1">
     <w:p>
       <w:pPr>
@@ -11307,7 +11307,7 @@
 </file>
 
 <file path=word/header1.xml><?xml version="1.0" encoding="utf-8"?>
-<w:hdr xmlns:wpc="http://schemas.microsoft.com/office/word/2010/wordprocessingCanvas" xmlns:cx="http://schemas.microsoft.com/office/drawing/2014/chartex" xmlns:cx1="http://schemas.microsoft.com/office/drawing/2015/9/8/chartex" xmlns:cx2="http://schemas.microsoft.com/office/drawing/2015/10/21/chartex" xmlns:cx3="http://schemas.microsoft.com/office/drawing/2016/5/9/chartex" xmlns:cx4="http://schemas.microsoft.com/office/drawing/2016/5/10/chartex" xmlns:cx5="http://schemas.microsoft.com/office/drawing/2016/5/11/chartex" xmlns:cx6="http://schemas.microsoft.com/office/drawing/2016/5/12/chartex" xmlns:cx7="http://schemas.microsoft.com/office/drawing/2016/5/13/chartex" xmlns:cx8="http://schemas.microsoft.com/office/drawing/2016/5/14/chartex" xmlns:mc="http://schemas.openxmlformats.org/markup-compatibility/2006" xmlns:aink="http://schemas.microsoft.com/office/drawing/2016/ink" xmlns:am3d="http://schemas.microsoft.com/office/drawing/2017/model3d" xmlns:o="urn:schemas-microsoft-com:office:office" xmlns:r="http://schemas.openxmlformats.org/officeDocument/2006/relationships" xmlns:m="http://schemas.openxmlformats.org/officeDocument/2006/math" xmlns:v="urn:schemas-microsoft-com:vml" xmlns:wp14="http://schemas.microsoft.com/office/word/2010/wordprocessingDrawing" xmlns:wp="http://schemas.openxmlformats.org/drawingml/2006/wordprocessingDrawing" xmlns:w10="urn:schemas-microsoft-com:office:word" xmlns:w="http://schemas.openxmlformats.org/wordprocessingml/2006/main" xmlns:w14="http://schemas.microsoft.com/office/word/2010/wordml" xmlns:w15="http://schemas.microsoft.com/office/word/2012/wordml" xmlns:w16cex="http://schemas.microsoft.com/office/word/2018/wordml/cex" xmlns:w16cid="http://schemas.microsoft.com/office/word/2016/wordml/cid" xmlns:w16="http://schemas.microsoft.com/office/word/2018/wordml" xmlns:w16sdtdh="http://schemas.microsoft.com/office/word/2020/wordml/sdtdatahash" xmlns:w16se="http://schemas.microsoft.com/office/word/2015/wordml/symex" xmlns:wpg="http://schemas.microsoft.com/office/word/2010/wordprocessingGroup" xmlns:wpi="http://schemas.microsoft.com/office/word/2010/wordprocessingInk" xmlns:wne="http://schemas.microsoft.com/office/word/2006/wordml" xmlns:wps="http://schemas.microsoft.com/office/word/2010/wordprocessingShape" mc:Ignorable="w14 w15 w16se w16cid w16 w16cex w16sdtdh wp14">
+<w:hdr xmlns:wpc="http://schemas.microsoft.com/office/word/2010/wordprocessingCanvas" xmlns:cx="http://schemas.microsoft.com/office/drawing/2014/chartex" xmlns:cx1="http://schemas.microsoft.com/office/drawing/2015/9/8/chartex" xmlns:cx2="http://schemas.microsoft.com/office/drawing/2015/10/21/chartex" xmlns:cx3="http://schemas.microsoft.com/office/drawing/2016/5/9/chartex" xmlns:cx4="http://schemas.microsoft.com/office/drawing/2016/5/10/chartex" xmlns:cx5="http://schemas.microsoft.com/office/drawing/2016/5/11/chartex" xmlns:cx6="http://schemas.microsoft.com/office/drawing/2016/5/12/chartex" xmlns:cx7="http://schemas.microsoft.com/office/drawing/2016/5/13/chartex" xmlns:cx8="http://schemas.microsoft.com/office/drawing/2016/5/14/chartex" xmlns:mc="http://schemas.openxmlformats.org/markup-compatibility/2006" xmlns:aink="http://schemas.microsoft.com/office/drawing/2016/ink" xmlns:am3d="http://schemas.microsoft.com/office/drawing/2017/model3d" xmlns:o="urn:schemas-microsoft-com:office:office" xmlns:oel="http://schemas.microsoft.com/office/2019/extlst" xmlns:r="http://schemas.openxmlformats.org/officeDocument/2006/relationships" xmlns:m="http://schemas.openxmlformats.org/officeDocument/2006/math" xmlns:v="urn:schemas-microsoft-com:vml" xmlns:wp14="http://schemas.microsoft.com/office/word/2010/wordprocessingDrawing" xmlns:wp="http://schemas.openxmlformats.org/drawingml/2006/wordprocessingDrawing" xmlns:w10="urn:schemas-microsoft-com:office:word" xmlns:w="http://schemas.openxmlformats.org/wordprocessingml/2006/main" xmlns:w14="http://schemas.microsoft.com/office/word/2010/wordml" xmlns:w15="http://schemas.microsoft.com/office/word/2012/wordml" xmlns:w16cex="http://schemas.microsoft.com/office/word/2018/wordml/cex" xmlns:w16cid="http://schemas.microsoft.com/office/word/2016/wordml/cid" xmlns:w16="http://schemas.microsoft.com/office/word/2018/wordml" xmlns:w16sdtdh="http://schemas.microsoft.com/office/word/2020/wordml/sdtdatahash" xmlns:w16se="http://schemas.microsoft.com/office/word/2015/wordml/symex" xmlns:wpg="http://schemas.microsoft.com/office/word/2010/wordprocessingGroup" xmlns:wpi="http://schemas.microsoft.com/office/word/2010/wordprocessingInk" xmlns:wne="http://schemas.microsoft.com/office/word/2006/wordml" xmlns:wps="http://schemas.microsoft.com/office/word/2010/wordprocessingShape" mc:Ignorable="w14 w15 w16se w16cid w16 w16cex w16sdtdh wp14">
   <w:p>
     <w:pPr>
       <w:jc w:val="right"/>
@@ -11350,7 +11350,7 @@
 </file>
 
 <file path=word/numbering.xml><?xml version="1.0" encoding="utf-8"?>
-<w:numbering xmlns:wpc="http://schemas.microsoft.com/office/word/2010/wordprocessingCanvas" xmlns:cx="http://schemas.microsoft.com/office/drawing/2014/chartex" xmlns:cx1="http://schemas.microsoft.com/office/drawing/2015/9/8/chartex" xmlns:cx2="http://schemas.microsoft.com/office/drawing/2015/10/21/chartex" xmlns:cx3="http://schemas.microsoft.com/office/drawing/2016/5/9/chartex" xmlns:cx4="http://schemas.microsoft.com/office/drawing/2016/5/10/chartex" xmlns:cx5="http://schemas.microsoft.com/office/drawing/2016/5/11/chartex" xmlns:cx6="http://schemas.microsoft.com/office/drawing/2016/5/12/chartex" xmlns:cx7="http://schemas.microsoft.com/office/drawing/2016/5/13/chartex" xmlns:cx8="http://schemas.microsoft.com/office/drawing/2016/5/14/chartex" xmlns:mc="http://schemas.openxmlformats.org/markup-compatibility/2006" xmlns:aink="http://schemas.microsoft.com/office/drawing/2016/ink" xmlns:am3d="http://schemas.microsoft.com/office/drawing/2017/model3d" xmlns:o="urn:schemas-microsoft-com:office:office" xmlns:r="http://schemas.openxmlformats.org/officeDocument/2006/relationships" xmlns:m="http://schemas.openxmlformats.org/officeDocument/2006/math" xmlns:v="urn:schemas-microsoft-com:vml" xmlns:wp14="http://schemas.microsoft.com/office/word/2010/wordprocessingDrawing" xmlns:wp="http://schemas.openxmlformats.org/drawingml/2006/wordprocessingDrawing" xmlns:w10="urn:schemas-microsoft-com:office:word" xmlns:w="http://schemas.openxmlformats.org/wordprocessingml/2006/main" xmlns:w14="http://schemas.microsoft.com/office/word/2010/wordml" xmlns:w15="http://schemas.microsoft.com/office/word/2012/wordml" xmlns:w16cex="http://schemas.microsoft.com/office/word/2018/wordml/cex" xmlns:w16cid="http://schemas.microsoft.com/office/word/2016/wordml/cid" xmlns:w16="http://schemas.microsoft.com/office/word/2018/wordml" xmlns:w16sdtdh="http://schemas.microsoft.com/office/word/2020/wordml/sdtdatahash" xmlns:w16se="http://schemas.microsoft.com/office/word/2015/wordml/symex" xmlns:wpg="http://schemas.microsoft.com/office/word/2010/wordprocessingGroup" xmlns:wpi="http://schemas.microsoft.com/office/word/2010/wordprocessingInk" xmlns:wne="http://schemas.microsoft.com/office/word/2006/wordml" xmlns:wps="http://schemas.microsoft.com/office/word/2010/wordprocessingShape" mc:Ignorable="w14 w15 w16se w16cid w16 w16cex w16sdtdh wp14">
+<w:numbering xmlns:wpc="http://schemas.microsoft.com/office/word/2010/wordprocessingCanvas" xmlns:cx="http://schemas.microsoft.com/office/drawing/2014/chartex" xmlns:cx1="http://schemas.microsoft.com/office/drawing/2015/9/8/chartex" xmlns:cx2="http://schemas.microsoft.com/office/drawing/2015/10/21/chartex" xmlns:cx3="http://schemas.microsoft.com/office/drawing/2016/5/9/chartex" xmlns:cx4="http://schemas.microsoft.com/office/drawing/2016/5/10/chartex" xmlns:cx5="http://schemas.microsoft.com/office/drawing/2016/5/11/chartex" xmlns:cx6="http://schemas.microsoft.com/office/drawing/2016/5/12/chartex" xmlns:cx7="http://schemas.microsoft.com/office/drawing/2016/5/13/chartex" xmlns:cx8="http://schemas.microsoft.com/office/drawing/2016/5/14/chartex" xmlns:mc="http://schemas.openxmlformats.org/markup-compatibility/2006" xmlns:aink="http://schemas.microsoft.com/office/drawing/2016/ink" xmlns:am3d="http://schemas.microsoft.com/office/drawing/2017/model3d" xmlns:o="urn:schemas-microsoft-com:office:office" xmlns:oel="http://schemas.microsoft.com/office/2019/extlst" xmlns:r="http://schemas.openxmlformats.org/officeDocument/2006/relationships" xmlns:m="http://schemas.openxmlformats.org/officeDocument/2006/math" xmlns:v="urn:schemas-microsoft-com:vml" xmlns:wp14="http://schemas.microsoft.com/office/word/2010/wordprocessingDrawing" xmlns:wp="http://schemas.openxmlformats.org/drawingml/2006/wordprocessingDrawing" xmlns:w10="urn:schemas-microsoft-com:office:word" xmlns:w="http://schemas.openxmlformats.org/wordprocessingml/2006/main" xmlns:w14="http://schemas.microsoft.com/office/word/2010/wordml" xmlns:w15="http://schemas.microsoft.com/office/word/2012/wordml" xmlns:w16cex="http://schemas.microsoft.com/office/word/2018/wordml/cex" xmlns:w16cid="http://schemas.microsoft.com/office/word/2016/wordml/cid" xmlns:w16="http://schemas.microsoft.com/office/word/2018/wordml" xmlns:w16sdtdh="http://schemas.microsoft.com/office/word/2020/wordml/sdtdatahash" xmlns:w16se="http://schemas.microsoft.com/office/word/2015/wordml/symex" xmlns:wpg="http://schemas.microsoft.com/office/word/2010/wordprocessingGroup" xmlns:wpi="http://schemas.microsoft.com/office/word/2010/wordprocessingInk" xmlns:wne="http://schemas.microsoft.com/office/word/2006/wordml" xmlns:wps="http://schemas.microsoft.com/office/word/2010/wordprocessingShape" mc:Ignorable="w14 w15 w16se w16cid w16 w16cex w16sdtdh wp14">
   <w:abstractNum w:abstractNumId="0" w15:restartNumberingAfterBreak="0">
     <w:nsid w:val="03C95ABE"/>
     <w:multiLevelType w:val="hybridMultilevel"/>
@@ -11867,24 +11867,23 @@
       </w:pPr>
     </w:lvl>
   </w:abstractNum>
-  <w:num w:numId="1">
+  <w:num w:numId="1" w16cid:durableId="555240198">
     <w:abstractNumId w:val="2"/>
   </w:num>
-  <w:num w:numId="2">
+  <w:num w:numId="2" w16cid:durableId="793597577">
     <w:abstractNumId w:val="1"/>
   </w:num>
-  <w:num w:numId="3">
+  <w:num w:numId="3" w16cid:durableId="993293453">
     <w:abstractNumId w:val="5"/>
   </w:num>
-  <w:num w:numId="4">
+  <w:num w:numId="4" w16cid:durableId="794715409">
     <w:abstractNumId w:val="0"/>
   </w:num>
-  <w:num w:numId="5">
+  <w:num w:numId="5" w16cid:durableId="320160377">
     <w:abstractNumId w:val="4"/>
   </w:num>
-  <w:num w:numId="6">
+  <w:num w:numId="6" w16cid:durableId="792946448">
     <w:abstractNumId w:val="3"/>
-    <w:lvlOverride w:ilvl="0"/>
   </w:num>
 </w:numbering>
 </file>

--- a/public/report_templates/creditos/clientes/rptContratoCredito.docx
+++ b/public/report_templates/creditos/clientes/rptContratoCredito.docx
@@ -8495,7 +8495,18 @@
                                 <w:sz w:val="16"/>
                                 <w:szCs w:val="16"/>
                               </w:rPr>
-                              <w:t>FIADOR SOLIDARIO (Firma y huella digital)</w:t>
+                              <w:t>AVAL</w:t>
+                            </w:r>
+                            <w:r>
+                              <w:rPr>
+                                <w:rFonts w:ascii="DejaVu Sans Light" w:hAnsi="DejaVu Sans Light" w:cs="DejaVu Sans Light"/>
+                                <w:b/>
+                                <w:bCs/>
+                                <w:color w:val="000000" w:themeColor="text1"/>
+                                <w:sz w:val="16"/>
+                                <w:szCs w:val="16"/>
+                              </w:rPr>
+                              <w:t xml:space="preserve"> SOLIDARIO (Firma y huella digital)</w:t>
                             </w:r>
                           </w:p>
                           <w:p>
@@ -8642,7 +8653,18 @@
                           <w:sz w:val="16"/>
                           <w:szCs w:val="16"/>
                         </w:rPr>
-                        <w:t>FIADOR SOLIDARIO (Firma y huella digital)</w:t>
+                        <w:t>AVAL</w:t>
+                      </w:r>
+                      <w:r>
+                        <w:rPr>
+                          <w:rFonts w:ascii="DejaVu Sans Light" w:hAnsi="DejaVu Sans Light" w:cs="DejaVu Sans Light"/>
+                          <w:b/>
+                          <w:bCs/>
+                          <w:color w:val="000000" w:themeColor="text1"/>
+                          <w:sz w:val="16"/>
+                          <w:szCs w:val="16"/>
+                        </w:rPr>
+                        <w:t xml:space="preserve"> SOLIDARIO (Firma y huella digital)</w:t>
                       </w:r>
                     </w:p>
                     <w:p>
@@ -8827,7 +8849,18 @@
                                 <w:sz w:val="16"/>
                                 <w:szCs w:val="16"/>
                               </w:rPr>
-                              <w:t>FIADOR SOLIDARIO (Firma y huella digital)</w:t>
+                              <w:t>AVAL</w:t>
+                            </w:r>
+                            <w:r>
+                              <w:rPr>
+                                <w:rFonts w:ascii="DejaVu Sans Light" w:hAnsi="DejaVu Sans Light" w:cs="DejaVu Sans Light"/>
+                                <w:b/>
+                                <w:bCs/>
+                                <w:color w:val="000000" w:themeColor="text1"/>
+                                <w:sz w:val="16"/>
+                                <w:szCs w:val="16"/>
+                              </w:rPr>
+                              <w:t xml:space="preserve"> SOLIDARIO (Firma y huella digital)</w:t>
                             </w:r>
                           </w:p>
                           <w:p>
@@ -8974,7 +9007,18 @@
                           <w:sz w:val="16"/>
                           <w:szCs w:val="16"/>
                         </w:rPr>
-                        <w:t>FIADOR SOLIDARIO (Firma y huella digital)</w:t>
+                        <w:t>AVAL</w:t>
+                      </w:r>
+                      <w:r>
+                        <w:rPr>
+                          <w:rFonts w:ascii="DejaVu Sans Light" w:hAnsi="DejaVu Sans Light" w:cs="DejaVu Sans Light"/>
+                          <w:b/>
+                          <w:bCs/>
+                          <w:color w:val="000000" w:themeColor="text1"/>
+                          <w:sz w:val="16"/>
+                          <w:szCs w:val="16"/>
+                        </w:rPr>
+                        <w:t xml:space="preserve"> SOLIDARIO (Firma y huella digital)</w:t>
                       </w:r>
                     </w:p>
                     <w:p>
@@ -10452,7 +10496,18 @@
                                 <w:sz w:val="16"/>
                                 <w:szCs w:val="16"/>
                               </w:rPr>
-                              <w:t>FIADOR SOLIDARIO (Firma y huella digital)</w:t>
+                              <w:t>AVAL</w:t>
+                            </w:r>
+                            <w:r>
+                              <w:rPr>
+                                <w:rFonts w:ascii="DejaVu Sans Light" w:hAnsi="DejaVu Sans Light" w:cs="DejaVu Sans Light"/>
+                                <w:b/>
+                                <w:bCs/>
+                                <w:color w:val="000000" w:themeColor="text1"/>
+                                <w:sz w:val="16"/>
+                                <w:szCs w:val="16"/>
+                              </w:rPr>
+                              <w:t xml:space="preserve"> SOLIDARIO (Firma y huella digital)</w:t>
                             </w:r>
                           </w:p>
                           <w:p>
@@ -10630,7 +10685,18 @@
                           <w:sz w:val="16"/>
                           <w:szCs w:val="16"/>
                         </w:rPr>
-                        <w:t>FIADOR SOLIDARIO (Firma y huella digital)</w:t>
+                        <w:t>AVAL</w:t>
+                      </w:r>
+                      <w:r>
+                        <w:rPr>
+                          <w:rFonts w:ascii="DejaVu Sans Light" w:hAnsi="DejaVu Sans Light" w:cs="DejaVu Sans Light"/>
+                          <w:b/>
+                          <w:bCs/>
+                          <w:color w:val="000000" w:themeColor="text1"/>
+                          <w:sz w:val="16"/>
+                          <w:szCs w:val="16"/>
+                        </w:rPr>
+                        <w:t xml:space="preserve"> SOLIDARIO (Firma y huella digital)</w:t>
                       </w:r>
                     </w:p>
                     <w:p>
@@ -10846,7 +10912,18 @@
                                 <w:sz w:val="16"/>
                                 <w:szCs w:val="16"/>
                               </w:rPr>
-                              <w:t>FIADOR SOLIDARIO (Firma y huella digital)</w:t>
+                              <w:t>AVAL</w:t>
+                            </w:r>
+                            <w:r>
+                              <w:rPr>
+                                <w:rFonts w:ascii="DejaVu Sans Light" w:hAnsi="DejaVu Sans Light" w:cs="DejaVu Sans Light"/>
+                                <w:b/>
+                                <w:bCs/>
+                                <w:color w:val="000000" w:themeColor="text1"/>
+                                <w:sz w:val="16"/>
+                                <w:szCs w:val="16"/>
+                              </w:rPr>
+                              <w:t xml:space="preserve"> SOLIDARIO (Firma y huella digital)</w:t>
                             </w:r>
                           </w:p>
                           <w:p>
@@ -11024,7 +11101,18 @@
                           <w:sz w:val="16"/>
                           <w:szCs w:val="16"/>
                         </w:rPr>
-                        <w:t>FIADOR SOLIDARIO (Firma y huella digital)</w:t>
+                        <w:t>AVAL</w:t>
+                      </w:r>
+                      <w:r>
+                        <w:rPr>
+                          <w:rFonts w:ascii="DejaVu Sans Light" w:hAnsi="DejaVu Sans Light" w:cs="DejaVu Sans Light"/>
+                          <w:b/>
+                          <w:bCs/>
+                          <w:color w:val="000000" w:themeColor="text1"/>
+                          <w:sz w:val="16"/>
+                          <w:szCs w:val="16"/>
+                        </w:rPr>
+                        <w:t xml:space="preserve"> SOLIDARIO (Firma y huella digital)</w:t>
                       </w:r>
                     </w:p>
                     <w:p>

--- a/public/report_templates/creditos/clientes/rptContratoCredito.docx
+++ b/public/report_templates/creditos/clientes/rptContratoCredito.docx
@@ -7081,6 +7081,83 @@
           <w:szCs w:val="18"/>
         </w:rPr>
       </w:pPr>
+      <w:r>
+        <w:rPr>
+          <w:noProof/>
+        </w:rPr>
+        <w:drawing>
+          <wp:anchor distT="0" distB="0" distL="114300" distR="114300" simplePos="0" relativeHeight="251680768" behindDoc="0" locked="0" layoutInCell="1" allowOverlap="1" wp14:anchorId="161A7430" wp14:editId="03168DA6">
+            <wp:simplePos x="0" y="0"/>
+            <wp:positionH relativeFrom="margin">
+              <wp:posOffset>4267835</wp:posOffset>
+            </wp:positionH>
+            <wp:positionV relativeFrom="paragraph">
+              <wp:posOffset>34214</wp:posOffset>
+            </wp:positionV>
+            <wp:extent cx="1397203" cy="1291872"/>
+            <wp:effectExtent l="0" t="0" r="0" b="0"/>
+            <wp:wrapNone/>
+            <wp:docPr id="2" name="Imagen 2"/>
+            <wp:cNvGraphicFramePr>
+              <a:graphicFrameLocks xmlns:a="http://schemas.openxmlformats.org/drawingml/2006/main" noChangeAspect="1"/>
+            </wp:cNvGraphicFramePr>
+            <a:graphic xmlns:a="http://schemas.openxmlformats.org/drawingml/2006/main">
+              <a:graphicData uri="http://schemas.openxmlformats.org/drawingml/2006/picture">
+                <pic:pic xmlns:pic="http://schemas.openxmlformats.org/drawingml/2006/picture">
+                  <pic:nvPicPr>
+                    <pic:cNvPr id="0" name="Picture 1"/>
+                    <pic:cNvPicPr>
+                      <a:picLocks noChangeAspect="1" noChangeArrowheads="1"/>
+                    </pic:cNvPicPr>
+                  </pic:nvPicPr>
+                  <pic:blipFill>
+                    <a:blip r:embed="rId7" cstate="print">
+                      <a:clrChange>
+                        <a:clrFrom>
+                          <a:srgbClr val="FFFFFF"/>
+                        </a:clrFrom>
+                        <a:clrTo>
+                          <a:srgbClr val="FFFFFF">
+                            <a:alpha val="0"/>
+                          </a:srgbClr>
+                        </a:clrTo>
+                      </a:clrChange>
+                      <a:extLst>
+                        <a:ext uri="{28A0092B-C50C-407E-A947-70E740481C1C}">
+                          <a14:useLocalDpi xmlns:a14="http://schemas.microsoft.com/office/drawing/2010/main" val="0"/>
+                        </a:ext>
+                      </a:extLst>
+                    </a:blip>
+                    <a:srcRect/>
+                    <a:stretch>
+                      <a:fillRect/>
+                    </a:stretch>
+                  </pic:blipFill>
+                  <pic:spPr bwMode="auto">
+                    <a:xfrm>
+                      <a:off x="0" y="0"/>
+                      <a:ext cx="1397203" cy="1291872"/>
+                    </a:xfrm>
+                    <a:prstGeom prst="rect">
+                      <a:avLst/>
+                    </a:prstGeom>
+                    <a:noFill/>
+                    <a:ln>
+                      <a:noFill/>
+                    </a:ln>
+                  </pic:spPr>
+                </pic:pic>
+              </a:graphicData>
+            </a:graphic>
+            <wp14:sizeRelH relativeFrom="margin">
+              <wp14:pctWidth>0</wp14:pctWidth>
+            </wp14:sizeRelH>
+            <wp14:sizeRelV relativeFrom="margin">
+              <wp14:pctHeight>0</wp14:pctHeight>
+            </wp14:sizeRelV>
+          </wp:anchor>
+        </w:drawing>
+      </w:r>
     </w:p>
     <w:p>
       <w:pPr>
@@ -9268,6 +9345,83 @@
           <w:szCs w:val="18"/>
         </w:rPr>
       </w:pPr>
+      <w:r>
+        <w:rPr>
+          <w:noProof/>
+        </w:rPr>
+        <w:drawing>
+          <wp:anchor distT="0" distB="0" distL="114300" distR="114300" simplePos="0" relativeHeight="251682816" behindDoc="0" locked="0" layoutInCell="1" allowOverlap="1" wp14:anchorId="27F489C7" wp14:editId="6DAF8F3A">
+            <wp:simplePos x="0" y="0"/>
+            <wp:positionH relativeFrom="margin">
+              <wp:align>center</wp:align>
+            </wp:positionH>
+            <wp:positionV relativeFrom="paragraph">
+              <wp:posOffset>146405</wp:posOffset>
+            </wp:positionV>
+            <wp:extent cx="1397203" cy="1291872"/>
+            <wp:effectExtent l="0" t="0" r="0" b="0"/>
+            <wp:wrapNone/>
+            <wp:docPr id="8" name="Imagen 8"/>
+            <wp:cNvGraphicFramePr>
+              <a:graphicFrameLocks xmlns:a="http://schemas.openxmlformats.org/drawingml/2006/main" noChangeAspect="1"/>
+            </wp:cNvGraphicFramePr>
+            <a:graphic xmlns:a="http://schemas.openxmlformats.org/drawingml/2006/main">
+              <a:graphicData uri="http://schemas.openxmlformats.org/drawingml/2006/picture">
+                <pic:pic xmlns:pic="http://schemas.openxmlformats.org/drawingml/2006/picture">
+                  <pic:nvPicPr>
+                    <pic:cNvPr id="0" name="Picture 1"/>
+                    <pic:cNvPicPr>
+                      <a:picLocks noChangeAspect="1" noChangeArrowheads="1"/>
+                    </pic:cNvPicPr>
+                  </pic:nvPicPr>
+                  <pic:blipFill>
+                    <a:blip r:embed="rId7" cstate="print">
+                      <a:clrChange>
+                        <a:clrFrom>
+                          <a:srgbClr val="FFFFFF"/>
+                        </a:clrFrom>
+                        <a:clrTo>
+                          <a:srgbClr val="FFFFFF">
+                            <a:alpha val="0"/>
+                          </a:srgbClr>
+                        </a:clrTo>
+                      </a:clrChange>
+                      <a:extLst>
+                        <a:ext uri="{28A0092B-C50C-407E-A947-70E740481C1C}">
+                          <a14:useLocalDpi xmlns:a14="http://schemas.microsoft.com/office/drawing/2010/main" val="0"/>
+                        </a:ext>
+                      </a:extLst>
+                    </a:blip>
+                    <a:srcRect/>
+                    <a:stretch>
+                      <a:fillRect/>
+                    </a:stretch>
+                  </pic:blipFill>
+                  <pic:spPr bwMode="auto">
+                    <a:xfrm>
+                      <a:off x="0" y="0"/>
+                      <a:ext cx="1397203" cy="1291872"/>
+                    </a:xfrm>
+                    <a:prstGeom prst="rect">
+                      <a:avLst/>
+                    </a:prstGeom>
+                    <a:noFill/>
+                    <a:ln>
+                      <a:noFill/>
+                    </a:ln>
+                  </pic:spPr>
+                </pic:pic>
+              </a:graphicData>
+            </a:graphic>
+            <wp14:sizeRelH relativeFrom="margin">
+              <wp14:pctWidth>0</wp14:pctWidth>
+            </wp14:sizeRelH>
+            <wp14:sizeRelV relativeFrom="margin">
+              <wp14:pctHeight>0</wp14:pctHeight>
+            </wp14:sizeRelV>
+          </wp:anchor>
+        </w:drawing>
+      </w:r>
       <w:r>
         <w:rPr>
           <w:rFonts w:ascii="DejaVu Sans Light" w:hAnsi="DejaVu Sans Light" w:cs="DejaVu Sans Light"/>
@@ -11334,7 +11488,7 @@
       </w:pPr>
     </w:p>
     <w:sectPr>
-      <w:headerReference w:type="default" r:id="rId7"/>
+      <w:headerReference w:type="default" r:id="rId8"/>
       <w:pgSz w:w="11906" w:h="16838"/>
       <w:pgMar w:top="720" w:right="720" w:bottom="720" w:left="720" w:header="708" w:footer="708" w:gutter="0"/>
       <w:cols w:space="708"/>
